--- a/tsd-modernization/contracts/agreement-of-work-template.docx
+++ b/tsd-modernization/contracts/agreement-of-work-template.docx
@@ -54,14 +54,14 @@
           <w:sz w:val="22"/>
           <w:szCs w:val="22"/>
         </w:rPr>
-        <w:t xml:space="preserve">TSD Modernization Solutions, LLC</w:t>
-      </w:r>
-      <w:r>
-        <w:rPr>
-          <w:sz w:val="22"/>
-          <w:szCs w:val="22"/>
-        </w:rPr>
-        <w:t xml:space="preserve">, a North Carolina limited liability company (“TSD”), and</w:t>
+        <w:t xml:space="preserve">TSD Ventures, LLC</w:t>
+      </w:r>
+      <w:r>
+        <w:rPr>
+          <w:sz w:val="22"/>
+          <w:szCs w:val="22"/>
+        </w:rPr>
+        <w:t xml:space="preserve">, a North Carolina limited liability company operating the TSD Modernization Solutions brand (“TSD”), and</w:t>
       </w:r>
     </w:p>
     <w:p>
@@ -909,7 +909,7 @@
           <w:sz w:val="22"/>
           <w:szCs w:val="22"/>
         </w:rPr>
-        <w:t xml:space="preserve">TSD Modernization Solutions, LLC</w:t>
+        <w:t xml:space="preserve">TSD Ventures, LLC</w:t>
       </w:r>
     </w:p>
     <w:p>
@@ -1103,7 +1103,7 @@
         <w:sz w:val="18"/>
         <w:szCs w:val="18"/>
       </w:rPr>
-      <w:t xml:space="preserve">TSD Modernization Solutions, LLC — Agreement of Work    Page </w:t>
+      <w:t xml:space="preserve">TSD Ventures, LLC — Agreement of Work    Page </w:t>
     </w:r>
     <w:r>
       <w:rPr>

--- a/tsd-modernization/contracts/agreement-of-work-template.docx
+++ b/tsd-modernization/contracts/agreement-of-work-template.docx
@@ -498,7 +498,21 @@
           <w:sz w:val="26"/>
           <w:szCs w:val="26"/>
         </w:rPr>
-        <w:t xml:space="preserve">7. Money-Back Guarantee</w:t>
+        <w:t xml:space="preserve">7. Money-Back Guarantees</w:t>
+      </w:r>
+    </w:p>
+    <w:p>
+      <w:pPr>
+        <w:spacing w:after="120" w:before="160"/>
+      </w:pPr>
+      <w:r>
+        <w:rPr>
+          <w:b/>
+          <w:bCs/>
+          <w:sz w:val="22"/>
+          <w:szCs w:val="22"/>
+        </w:rPr>
+        <w:t xml:space="preserve">7.1 General Money-Back Guarantee (all engagements)</w:t>
       </w:r>
     </w:p>
     <w:p>
@@ -523,6 +537,193 @@
           <w:szCs w:val="22"/>
         </w:rPr>
         <w:t xml:space="preserve">Stylistic preferences or change requests expressed after Client’s written sign-off on milestone deliverables do not constitute “failure to deliver” for purposes of this Section. Such requests may be addressed under Section 8 (Revisions).</w:t>
+      </w:r>
+    </w:p>
+    <w:p>
+      <w:pPr>
+        <w:spacing w:after="120" w:before="240"/>
+      </w:pPr>
+      <w:r>
+        <w:rPr>
+          <w:b/>
+          <w:bCs/>
+          <w:sz w:val="22"/>
+          <w:szCs w:val="22"/>
+        </w:rPr>
+        <w:t xml:space="preserve">7.2 Delivery Speed Guarantee (Phase II Website + AI Bundle engagements only)</w:t>
+      </w:r>
+    </w:p>
+    <w:p>
+      <w:pPr>
+        <w:spacing w:after="160"/>
+      </w:pPr>
+      <w:r>
+        <w:rPr>
+          <w:b/>
+          <w:bCs/>
+          <w:sz w:val="22"/>
+          <w:szCs w:val="22"/>
+        </w:rPr>
+        <w:t xml:space="preserve">The promise.</w:t>
+      </w:r>
+      <w:r>
+        <w:rPr>
+          <w:sz w:val="22"/>
+          <w:szCs w:val="22"/>
+        </w:rPr>
+        <w:t xml:space="preserve"> TSD will publish Client’s website to its production domain within fourteen (14) calendar days of contract signature. The fourteen-day clock starts on the date both Parties have signed this Agreement of Work and TSD has received from Client all of the following: (a) brand assets requested in the Phase II Onboarding Checklist (logo files, brand colors, photography), (b) any third-party platform credentials required for the AI integration scope (Google Calendar, scheduling system, CRM), and (c) initial copy or content brief for the homepage. If TSD has not received items (a)–(c) within seven (7) days of contract signature, the fourteen-day clock pauses until the materials are received in full, and re-starts the day after.</w:t>
+      </w:r>
+    </w:p>
+    <w:p>
+      <w:pPr>
+        <w:spacing w:after="160"/>
+      </w:pPr>
+      <w:r>
+        <w:rPr>
+          <w:b/>
+          <w:bCs/>
+          <w:sz w:val="22"/>
+          <w:szCs w:val="22"/>
+        </w:rPr>
+        <w:t xml:space="preserve">The trigger.</w:t>
+      </w:r>
+      <w:r>
+        <w:rPr>
+          <w:sz w:val="22"/>
+          <w:szCs w:val="22"/>
+        </w:rPr>
+        <w:t xml:space="preserve"> If Client’s website is not published to its production domain by the end of day fourteen (14) under the conditions above, TSD will refund 25% of the Phase II fee — one thousand two hundred and fifty dollars ($1,250) at the founding-cohort rate — within seven (7) calendar days of the missed deadline. The refund is automatic on the missed deadline; Client does not need to request it.</w:t>
+      </w:r>
+    </w:p>
+    <w:p>
+      <w:pPr>
+        <w:spacing w:after="160"/>
+      </w:pPr>
+      <w:r>
+        <w:rPr>
+          <w:b/>
+          <w:bCs/>
+          <w:sz w:val="22"/>
+          <w:szCs w:val="22"/>
+        </w:rPr>
+        <w:t xml:space="preserve">No double-refund.</w:t>
+      </w:r>
+      <w:r>
+        <w:rPr>
+          <w:sz w:val="22"/>
+          <w:szCs w:val="22"/>
+        </w:rPr>
+        <w:t xml:space="preserve"> The 25% delivery-speed refund is independent of the AI Outcome Guarantee in Section 7.3. If both triggers fire, both refunds apply.</w:t>
+      </w:r>
+    </w:p>
+    <w:p>
+      <w:pPr>
+        <w:spacing w:after="120" w:before="240"/>
+      </w:pPr>
+      <w:r>
+        <w:rPr>
+          <w:b/>
+          <w:bCs/>
+          <w:sz w:val="22"/>
+          <w:szCs w:val="22"/>
+        </w:rPr>
+        <w:t xml:space="preserve">7.3 AI Outcome Guarantee (Phase II Website + AI Bundle engagements only)</w:t>
+      </w:r>
+    </w:p>
+    <w:p>
+      <w:pPr>
+        <w:spacing w:after="160"/>
+      </w:pPr>
+      <w:r>
+        <w:rPr>
+          <w:b/>
+          <w:bCs/>
+          <w:sz w:val="22"/>
+          <w:szCs w:val="22"/>
+        </w:rPr>
+        <w:t xml:space="preserve">The promise.</w:t>
+      </w:r>
+      <w:r>
+        <w:rPr>
+          <w:sz w:val="22"/>
+          <w:szCs w:val="22"/>
+        </w:rPr>
+        <w:t xml:space="preserve"> TSD will deliver an AI integration (chatbot, workflow automation, or AI receptionist setup, per the agreed Phase II scope) that captures, for Client’s business, at least three (3) qualified leads during the first thirty (30) calendar days after the website goes live and the AI integration is active.</w:t>
+      </w:r>
+    </w:p>
+    <w:p>
+      <w:pPr>
+        <w:spacing w:after="160"/>
+      </w:pPr>
+      <w:r>
+        <w:rPr>
+          <w:b/>
+          <w:bCs/>
+          <w:sz w:val="22"/>
+          <w:szCs w:val="22"/>
+        </w:rPr>
+        <w:t xml:space="preserve">Definition of “qualified lead.”</w:t>
+      </w:r>
+      <w:r>
+        <w:rPr>
+          <w:sz w:val="22"/>
+          <w:szCs w:val="22"/>
+        </w:rPr>
+        <w:t xml:space="preserve"> A “qualified lead” is any inbound contact captured by the AI integration that includes all three of the following: (a) the prospect’s name, (b) a stated service request or specific business need, and (c) at least one piece of contact information (phone number or email address) that allows Client to follow up. Leads captured by other channels (direct phone calls answered by Client, walk-ins, in-person referrals, or contact-form submissions handled outside the AI integration) do not count toward the three-lead threshold.</w:t>
+      </w:r>
+    </w:p>
+    <w:p>
+      <w:pPr>
+        <w:spacing w:after="160"/>
+      </w:pPr>
+      <w:r>
+        <w:rPr>
+          <w:b/>
+          <w:bCs/>
+          <w:sz w:val="22"/>
+          <w:szCs w:val="22"/>
+        </w:rPr>
+        <w:t xml:space="preserve">The trigger.</w:t>
+      </w:r>
+      <w:r>
+        <w:rPr>
+          <w:sz w:val="22"/>
+          <w:szCs w:val="22"/>
+        </w:rPr>
+        <w:t xml:space="preserve"> If fewer than three (3) qualified leads are captured by the AI integration during the first thirty (30) calendar days post-launch, TSD will, at TSD’s election: (a) refund the AI portion of the Phase II fee — the dollar amount to be agreed between TSD and Client based on the actual scope of the AI integration delivered, with both Parties acting in good faith — and (b) rebuild the AI integration free of additional charge, with Client retaining ownership of the existing build during the rebuild. Client must notify TSD in writing within fourteen (14) days after the end of the thirty-day post-launch window to invoke this clause.</w:t>
+      </w:r>
+    </w:p>
+    <w:p>
+      <w:pPr>
+        <w:spacing w:after="160"/>
+      </w:pPr>
+      <w:r>
+        <w:rPr>
+          <w:b/>
+          <w:bCs/>
+          <w:sz w:val="22"/>
+          <w:szCs w:val="22"/>
+        </w:rPr>
+        <w:t xml:space="preserve">Verification.</w:t>
+      </w:r>
+      <w:r>
+        <w:rPr>
+          <w:sz w:val="22"/>
+          <w:szCs w:val="22"/>
+        </w:rPr>
+        <w:t xml:space="preserve"> Lead counts will be sourced from the AI integration’s call log or chat transcript export, which TSD will provide to Client on request. Disputes over what counts as a qualified lead are resolved in Client’s favor where reasonable doubt exists.</w:t>
+      </w:r>
+    </w:p>
+    <w:p>
+      <w:pPr>
+        <w:spacing w:after="160" w:before="240"/>
+      </w:pPr>
+      <w:r>
+        <w:rPr>
+          <w:sz w:val="22"/>
+          <w:szCs w:val="22"/>
+        </w:rPr>
+        <w:t xml:space="preserve">The guarantees in Sections 7.1, 7.2, and 7.3 operate in parallel. If multiple triggers fire on a single engagement, all applicable refunds are due. Section 7.1 (General Money-Back Guarantee) applies to all engagements regardless of whether Sections 7.2 or 7.3 are also operative.</w:t>
       </w:r>
     </w:p>
     <w:p>
